--- a/CMA_W_B1_Ch02_Handouts.docx
+++ b/CMA_W_B1_Ch02_Handouts.docx
@@ -4885,7 +4885,7 @@
           <w:sz w:val="18"/>
           <w:szCs w:val="18"/>
         </w:rPr>
-        <w:t xml:space="preserve">Classifying debt</w:t>
+        <w:t xml:space="preserve">Current and noncurrent items</w:t>
       </w:r>
     </w:p>
     <w:p>
@@ -4908,7 +4908,7 @@
           <w:sz w:val="18"/>
           <w:szCs w:val="18"/>
         </w:rPr>
-        <w:t xml:space="preserve">Current and noncurrent items</w:t>
+        <w:t xml:space="preserve">Limitations and links to the other statements</w:t>
       </w:r>
     </w:p>
     <w:p>
@@ -5000,7 +5000,7 @@
           <w:sz w:val="18"/>
           <w:szCs w:val="18"/>
         </w:rPr>
-        <w:t xml:space="preserve">Other presentation matters</w:t>
+        <w:t xml:space="preserve">Purpose and structure of the balance sheet</w:t>
       </w:r>
     </w:p>
     <w:p>
@@ -5046,7 +5046,7 @@
           <w:sz w:val="18"/>
           <w:szCs w:val="18"/>
         </w:rPr>
-        <w:t xml:space="preserve">Purpose and structure of the balance sheet</w:t>
+        <w:t xml:space="preserve">Other presentation matters</w:t>
       </w:r>
     </w:p>
     <w:p>
@@ -5092,7 +5092,7 @@
           <w:sz w:val="18"/>
           <w:szCs w:val="18"/>
         </w:rPr>
-        <w:t xml:space="preserve">Purpose and structure of the balance sheet</w:t>
+        <w:t xml:space="preserve">Other presentation matters</w:t>
       </w:r>
     </w:p>
     <w:p>
@@ -5138,7 +5138,7 @@
           <w:sz w:val="18"/>
           <w:szCs w:val="18"/>
         </w:rPr>
-        <w:t xml:space="preserve">Other presentation matters</w:t>
+        <w:t xml:space="preserve">Purpose and structure of the balance sheet</w:t>
       </w:r>
     </w:p>
     <w:p>
@@ -5207,7 +5207,7 @@
           <w:sz w:val="18"/>
           <w:szCs w:val="18"/>
         </w:rPr>
-        <w:t xml:space="preserve">Current and noncurrent items</w:t>
+        <w:t xml:space="preserve">Classifying debt</w:t>
       </w:r>
     </w:p>
     <w:p>
@@ -5230,7 +5230,7 @@
           <w:sz w:val="18"/>
           <w:szCs w:val="18"/>
         </w:rPr>
-        <w:t xml:space="preserve">Purpose and structure of the balance sheet</w:t>
+        <w:t xml:space="preserve">Current and noncurrent items</w:t>
       </w:r>
     </w:p>
     <w:p>
@@ -5276,7 +5276,7 @@
           <w:sz w:val="18"/>
           <w:szCs w:val="18"/>
         </w:rPr>
-        <w:t xml:space="preserve">Classifying debt</w:t>
+        <w:t xml:space="preserve">Purpose and structure of the balance sheet</w:t>
       </w:r>
     </w:p>
     <w:p>
@@ -7612,7 +7612,7 @@
                 <w:sz w:val="18"/>
                 <w:szCs w:val="18"/>
               </w:rPr>
-              <w:t xml:space="preserve">Equity</w:t>
+              <w:t xml:space="preserve">Current liability</w:t>
             </w:r>
           </w:p>
         </w:tc>
@@ -7645,7 +7645,7 @@
                 <w:sz w:val="18"/>
                 <w:szCs w:val="18"/>
               </w:rPr>
-              <w:t xml:space="preserve">Noncurrent asset</w:t>
+              <w:t xml:space="preserve">Equity</w:t>
             </w:r>
           </w:p>
         </w:tc>
@@ -7680,7 +7680,7 @@
                 <w:sz w:val="18"/>
                 <w:szCs w:val="18"/>
               </w:rPr>
-              <w:t xml:space="preserve">Current liability</w:t>
+              <w:t xml:space="preserve">Noncurrent asset</w:t>
             </w:r>
           </w:p>
         </w:tc>
@@ -7950,7 +7950,7 @@
                 <w:sz w:val="18"/>
                 <w:szCs w:val="18"/>
               </w:rPr>
-              <w:t xml:space="preserve">Equity</w:t>
+              <w:t xml:space="preserve">Noncurrent asset</w:t>
             </w:r>
           </w:p>
         </w:tc>
@@ -7983,7 +7983,7 @@
                 <w:sz w:val="18"/>
                 <w:szCs w:val="18"/>
               </w:rPr>
-              <w:t xml:space="preserve">Noncurrent asset</w:t>
+              <w:t xml:space="preserve">Equity</w:t>
             </w:r>
           </w:p>
         </w:tc>
@@ -24890,7 +24890,7 @@
           <w:sz w:val="18"/>
           <w:szCs w:val="18"/>
         </w:rPr>
-        <w:t xml:space="preserve">Classifying debt</w:t>
+        <w:t xml:space="preserve">Current and noncurrent items</w:t>
       </w:r>
     </w:p>
     <w:p>
@@ -24913,7 +24913,7 @@
           <w:sz w:val="18"/>
           <w:szCs w:val="18"/>
         </w:rPr>
-        <w:t xml:space="preserve">Current and noncurrent items</w:t>
+        <w:t xml:space="preserve">Limitations and links to the other statements</w:t>
       </w:r>
     </w:p>
     <w:p>
@@ -25005,7 +25005,7 @@
           <w:sz w:val="18"/>
           <w:szCs w:val="18"/>
         </w:rPr>
-        <w:t xml:space="preserve">Other presentation matters</w:t>
+        <w:t xml:space="preserve">Purpose and structure of the balance sheet</w:t>
       </w:r>
     </w:p>
     <w:p>
@@ -25051,7 +25051,7 @@
           <w:sz w:val="18"/>
           <w:szCs w:val="18"/>
         </w:rPr>
-        <w:t xml:space="preserve">Purpose and structure of the balance sheet</w:t>
+        <w:t xml:space="preserve">Other presentation matters</w:t>
       </w:r>
     </w:p>
     <w:p>
@@ -25097,7 +25097,7 @@
           <w:sz w:val="18"/>
           <w:szCs w:val="18"/>
         </w:rPr>
-        <w:t xml:space="preserve">Purpose and structure of the balance sheet</w:t>
+        <w:t xml:space="preserve">Other presentation matters</w:t>
       </w:r>
     </w:p>
     <w:p>
@@ -25143,7 +25143,7 @@
           <w:sz w:val="18"/>
           <w:szCs w:val="18"/>
         </w:rPr>
-        <w:t xml:space="preserve">Other presentation matters</w:t>
+        <w:t xml:space="preserve">Purpose and structure of the balance sheet</w:t>
       </w:r>
     </w:p>
     <w:p>
@@ -25212,7 +25212,7 @@
           <w:sz w:val="18"/>
           <w:szCs w:val="18"/>
         </w:rPr>
-        <w:t xml:space="preserve">Current and noncurrent items</w:t>
+        <w:t xml:space="preserve">Classifying debt</w:t>
       </w:r>
     </w:p>
     <w:p>
@@ -25235,7 +25235,7 @@
           <w:sz w:val="18"/>
           <w:szCs w:val="18"/>
         </w:rPr>
-        <w:t xml:space="preserve">Purpose and structure of the balance sheet</w:t>
+        <w:t xml:space="preserve">Current and noncurrent items</w:t>
       </w:r>
     </w:p>
     <w:p>
@@ -25281,7 +25281,7 @@
           <w:sz w:val="18"/>
           <w:szCs w:val="18"/>
         </w:rPr>
-        <w:t xml:space="preserve">Classifying debt</w:t>
+        <w:t xml:space="preserve">Purpose and structure of the balance sheet</w:t>
       </w:r>
     </w:p>
     <w:p>
@@ -36356,7 +36356,7 @@
           <w:sz w:val="18"/>
           <w:szCs w:val="18"/>
         </w:rPr>
-        <w:t xml:space="preserve">Classifying debt</w:t>
+        <w:t xml:space="preserve">Current and noncurrent items</w:t>
       </w:r>
     </w:p>
     <w:p>
@@ -36379,7 +36379,7 @@
           <w:sz w:val="18"/>
           <w:szCs w:val="18"/>
         </w:rPr>
-        <w:t xml:space="preserve">Current and noncurrent items</w:t>
+        <w:t xml:space="preserve">Limitations and links to the other statements</w:t>
       </w:r>
     </w:p>
     <w:p>
@@ -36471,7 +36471,7 @@
           <w:sz w:val="18"/>
           <w:szCs w:val="18"/>
         </w:rPr>
-        <w:t xml:space="preserve">Other presentation matters</w:t>
+        <w:t xml:space="preserve">Purpose and structure of the balance sheet</w:t>
       </w:r>
     </w:p>
     <w:p>
@@ -36517,7 +36517,7 @@
           <w:sz w:val="18"/>
           <w:szCs w:val="18"/>
         </w:rPr>
-        <w:t xml:space="preserve">Purpose and structure of the balance sheet</w:t>
+        <w:t xml:space="preserve">Other presentation matters</w:t>
       </w:r>
     </w:p>
     <w:p>
@@ -36563,7 +36563,7 @@
           <w:sz w:val="18"/>
           <w:szCs w:val="18"/>
         </w:rPr>
-        <w:t xml:space="preserve">Purpose and structure of the balance sheet</w:t>
+        <w:t xml:space="preserve">Other presentation matters</w:t>
       </w:r>
     </w:p>
     <w:p>
@@ -36609,7 +36609,7 @@
           <w:sz w:val="18"/>
           <w:szCs w:val="18"/>
         </w:rPr>
-        <w:t xml:space="preserve">Other presentation matters</w:t>
+        <w:t xml:space="preserve">Purpose and structure of the balance sheet</w:t>
       </w:r>
     </w:p>
     <w:p>
@@ -36678,7 +36678,7 @@
           <w:sz w:val="18"/>
           <w:szCs w:val="18"/>
         </w:rPr>
-        <w:t xml:space="preserve">Current and noncurrent items</w:t>
+        <w:t xml:space="preserve">Classifying debt</w:t>
       </w:r>
     </w:p>
     <w:p>
@@ -36701,7 +36701,7 @@
           <w:sz w:val="18"/>
           <w:szCs w:val="18"/>
         </w:rPr>
-        <w:t xml:space="preserve">Purpose and structure of the balance sheet</w:t>
+        <w:t xml:space="preserve">Current and noncurrent items</w:t>
       </w:r>
     </w:p>
     <w:p>
@@ -36747,7 +36747,7 @@
           <w:sz w:val="18"/>
           <w:szCs w:val="18"/>
         </w:rPr>
-        <w:t xml:space="preserve">Classifying debt</w:t>
+        <w:t xml:space="preserve">Purpose and structure of the balance sheet</w:t>
       </w:r>
     </w:p>
     <w:tbl>
@@ -40218,7 +40218,7 @@
           <w:sz w:val="19"/>
           <w:szCs w:val="19"/>
         </w:rPr>
-        <w:t xml:space="preserve">“section 2.1” — which part of the chapter is this?</w:t>
+        <w:t xml:space="preserve">Which part of this chapter is section 2.1?</w:t>
       </w:r>
     </w:p>
     <w:p>
@@ -40241,7 +40241,7 @@
           <w:sz w:val="18"/>
           <w:szCs w:val="18"/>
         </w:rPr>
-        <w:t xml:space="preserve">Classifying debt</w:t>
+        <w:t xml:space="preserve">Current and noncurrent items</w:t>
       </w:r>
     </w:p>
     <w:p>
@@ -40264,7 +40264,7 @@
           <w:sz w:val="18"/>
           <w:szCs w:val="18"/>
         </w:rPr>
-        <w:t xml:space="preserve">Current and noncurrent items</w:t>
+        <w:t xml:space="preserve">Limitations and links to the other statements</w:t>
       </w:r>
     </w:p>
     <w:p>
@@ -40333,7 +40333,7 @@
           <w:sz w:val="19"/>
           <w:szCs w:val="19"/>
         </w:rPr>
-        <w:t xml:space="preserve">“section 2.2” — which part of the chapter is this?</w:t>
+        <w:t xml:space="preserve">Which part of this chapter is section 2.2?</w:t>
       </w:r>
     </w:p>
     <w:p>
@@ -40379,7 +40379,7 @@
           <w:sz w:val="18"/>
           <w:szCs w:val="18"/>
         </w:rPr>
-        <w:t xml:space="preserve">Other presentation matters</w:t>
+        <w:t xml:space="preserve">Purpose and structure of the balance sheet</w:t>
       </w:r>
     </w:p>
     <w:p>
@@ -40425,7 +40425,7 @@
           <w:sz w:val="18"/>
           <w:szCs w:val="18"/>
         </w:rPr>
-        <w:t xml:space="preserve">Purpose and structure of the balance sheet</w:t>
+        <w:t xml:space="preserve">Other presentation matters</w:t>
       </w:r>
     </w:p>
     <w:p>
@@ -40448,7 +40448,7 @@
           <w:sz w:val="19"/>
           <w:szCs w:val="19"/>
         </w:rPr>
-        <w:t xml:space="preserve">“section 2.3” — which part of the chapter is this?</w:t>
+        <w:t xml:space="preserve">Which part of this chapter is section 2.3?</w:t>
       </w:r>
     </w:p>
     <w:p>
@@ -40517,7 +40517,7 @@
           <w:sz w:val="18"/>
           <w:szCs w:val="18"/>
         </w:rPr>
-        <w:t xml:space="preserve">Other presentation matters</w:t>
+        <w:t xml:space="preserve">Purpose and structure of the balance sheet</w:t>
       </w:r>
     </w:p>
     <w:p>
@@ -40540,7 +40540,7 @@
           <w:sz w:val="18"/>
           <w:szCs w:val="18"/>
         </w:rPr>
-        <w:t xml:space="preserve">Purpose and structure of the balance sheet</w:t>
+        <w:t xml:space="preserve">Other presentation matters</w:t>
       </w:r>
     </w:p>
     <w:p>
@@ -41643,8 +41643,8 @@
         </w:tblBorders>
       </w:tblPr>
       <w:tblGrid>
-        <w:gridCol w:w="1416"/>
-        <w:gridCol w:w="8184"/>
+        <w:gridCol w:w="3956"/>
+        <w:gridCol w:w="5644"/>
       </w:tblGrid>
       <w:tr>
         <w:tc>
@@ -41679,7 +41679,7 @@
       <w:tr>
         <w:tc>
           <w:tcPr>
-            <w:tcW w:type="pct" w:w="738"/>
+            <w:tcW w:type="pct" w:w="2061"/>
             <w:tcMar>
               <w:top w:type="dxa" w:w="50"/>
               <w:left w:type="dxa" w:w="110"/>
@@ -41705,7 +41705,7 @@
         </w:tc>
         <w:tc>
           <w:tcPr>
-            <w:tcW w:type="pct" w:w="4262"/>
+            <w:tcW w:type="pct" w:w="2939"/>
             <w:tcMar>
               <w:top w:type="dxa" w:w="50"/>
               <w:left w:type="dxa" w:w="110"/>
@@ -41733,7 +41733,7 @@
       <w:tr>
         <w:tc>
           <w:tcPr>
-            <w:tcW w:type="pct" w:w="738"/>
+            <w:tcW w:type="pct" w:w="2061"/>
             <w:tcMar>
               <w:top w:type="dxa" w:w="50"/>
               <w:left w:type="dxa" w:w="110"/>
@@ -41757,7 +41757,7 @@
         </w:tc>
         <w:tc>
           <w:tcPr>
-            <w:tcW w:type="pct" w:w="4262"/>
+            <w:tcW w:type="pct" w:w="2939"/>
             <w:tcMar>
               <w:top w:type="dxa" w:w="50"/>
               <w:left w:type="dxa" w:w="110"/>
@@ -41783,7 +41783,7 @@
       <w:tr>
         <w:tc>
           <w:tcPr>
-            <w:tcW w:type="pct" w:w="738"/>
+            <w:tcW w:type="pct" w:w="2061"/>
             <w:shd w:fill="FBFAF6" w:val="clear"/>
             <w:tcMar>
               <w:top w:type="dxa" w:w="50"/>
@@ -41808,7 +41808,7 @@
         </w:tc>
         <w:tc>
           <w:tcPr>
-            <w:tcW w:type="pct" w:w="4262"/>
+            <w:tcW w:type="pct" w:w="2939"/>
             <w:shd w:fill="FBFAF6" w:val="clear"/>
             <w:tcMar>
               <w:top w:type="dxa" w:w="50"/>
@@ -41835,7 +41835,7 @@
       <w:tr>
         <w:tc>
           <w:tcPr>
-            <w:tcW w:type="pct" w:w="738"/>
+            <w:tcW w:type="pct" w:w="2061"/>
             <w:tcMar>
               <w:top w:type="dxa" w:w="50"/>
               <w:left w:type="dxa" w:w="110"/>
@@ -41859,7 +41859,7 @@
         </w:tc>
         <w:tc>
           <w:tcPr>
-            <w:tcW w:type="pct" w:w="4262"/>
+            <w:tcW w:type="pct" w:w="2939"/>
             <w:tcMar>
               <w:top w:type="dxa" w:w="50"/>
               <w:left w:type="dxa" w:w="110"/>
@@ -41885,7 +41885,7 @@
       <w:tr>
         <w:tc>
           <w:tcPr>
-            <w:tcW w:type="pct" w:w="738"/>
+            <w:tcW w:type="pct" w:w="2061"/>
             <w:shd w:fill="FBFAF6" w:val="clear"/>
             <w:tcMar>
               <w:top w:type="dxa" w:w="50"/>
@@ -41910,7 +41910,7 @@
         </w:tc>
         <w:tc>
           <w:tcPr>
-            <w:tcW w:type="pct" w:w="4262"/>
+            <w:tcW w:type="pct" w:w="2939"/>
             <w:shd w:fill="FBFAF6" w:val="clear"/>
             <w:tcMar>
               <w:top w:type="dxa" w:w="50"/>
@@ -41937,7 +41937,7 @@
       <w:tr>
         <w:tc>
           <w:tcPr>
-            <w:tcW w:type="pct" w:w="738"/>
+            <w:tcW w:type="pct" w:w="2061"/>
             <w:tcMar>
               <w:top w:type="dxa" w:w="50"/>
               <w:left w:type="dxa" w:w="110"/>
@@ -41961,7 +41961,7 @@
         </w:tc>
         <w:tc>
           <w:tcPr>
-            <w:tcW w:type="pct" w:w="4262"/>
+            <w:tcW w:type="pct" w:w="2939"/>
             <w:tcMar>
               <w:top w:type="dxa" w:w="50"/>
               <w:left w:type="dxa" w:w="110"/>
@@ -41987,7 +41987,7 @@
       <w:tr>
         <w:tc>
           <w:tcPr>
-            <w:tcW w:type="pct" w:w="738"/>
+            <w:tcW w:type="pct" w:w="2061"/>
             <w:shd w:fill="FBFAF6" w:val="clear"/>
             <w:tcMar>
               <w:top w:type="dxa" w:w="50"/>
@@ -42012,7 +42012,7 @@
         </w:tc>
         <w:tc>
           <w:tcPr>
-            <w:tcW w:type="pct" w:w="4262"/>
+            <w:tcW w:type="pct" w:w="2939"/>
             <w:shd w:fill="FBFAF6" w:val="clear"/>
             <w:tcMar>
               <w:top w:type="dxa" w:w="50"/>
@@ -42133,7 +42133,7 @@
           <w:sz w:val="18"/>
           <w:szCs w:val="18"/>
         </w:rPr>
-        <w:t xml:space="preserve">Enter Barada's total current liabilities.</w:t>
+        <w:t xml:space="preserve">How does Barada report the lawsuit (M3)? [select]</w:t>
       </w:r>
     </w:p>
     <w:p>
@@ -42156,7 +42156,7 @@
           <w:sz w:val="18"/>
           <w:szCs w:val="18"/>
         </w:rPr>
-        <w:t xml:space="preserve">Enter Barada's working capital.</w:t>
+        <w:t xml:space="preserve">Enter Barada's total current liabilities.</w:t>
       </w:r>
     </w:p>
     <w:p>
@@ -42179,7 +42179,7 @@
           <w:sz w:val="18"/>
           <w:szCs w:val="18"/>
         </w:rPr>
-        <w:t xml:space="preserve">Enter Barada's total current assets.</w:t>
+        <w:t xml:space="preserve">How does Barada report the February fire (M4)? [select]</w:t>
       </w:r>
     </w:p>
     <w:p>
@@ -42248,7 +42248,7 @@
           <w:sz w:val="18"/>
           <w:szCs w:val="18"/>
         </w:rPr>
-        <w:t xml:space="preserve">Enter Barada's total current liabilities.</w:t>
+        <w:t xml:space="preserve">Enter Barada's working capital.</w:t>
       </w:r>
     </w:p>
     <w:p>
@@ -42271,7 +42271,7 @@
           <w:sz w:val="18"/>
           <w:szCs w:val="18"/>
         </w:rPr>
-        <w:t xml:space="preserve">Enter Barada's working capital.</w:t>
+        <w:t xml:space="preserve">How does Barada report the lawsuit (M3)? [select]</w:t>
       </w:r>
     </w:p>
     <w:p>
@@ -42317,7 +42317,7 @@
           <w:sz w:val="18"/>
           <w:szCs w:val="18"/>
         </w:rPr>
-        <w:t xml:space="preserve">Classify each account. (On the exam screen you would drag each account</w:t>
+        <w:t xml:space="preserve">Enter Barada's total current liabilities.</w:t>
       </w:r>
     </w:p>
     <w:p>
@@ -42363,7 +42363,7 @@
           <w:sz w:val="18"/>
           <w:szCs w:val="18"/>
         </w:rPr>
-        <w:t xml:space="preserve">Enter Barada's total current assets.</w:t>
+        <w:t xml:space="preserve">How does Barada report the lawsuit (M3)? [select]</w:t>
       </w:r>
     </w:p>
     <w:p>
@@ -42409,7 +42409,7 @@
           <w:sz w:val="18"/>
           <w:szCs w:val="18"/>
         </w:rPr>
-        <w:t xml:space="preserve">Classify each account. (On the exam screen you would drag each account</w:t>
+        <w:t xml:space="preserve">Enter Barada's total current assets.</w:t>
       </w:r>
     </w:p>
     <w:p>
@@ -42501,7 +42501,7 @@
           <w:sz w:val="18"/>
           <w:szCs w:val="18"/>
         </w:rPr>
-        <w:t xml:space="preserve">Classify each account. (On the exam screen you would drag each account</w:t>
+        <w:t xml:space="preserve">Enter Barada's total current assets.</w:t>
       </w:r>
     </w:p>
     <w:p>
@@ -42524,7 +42524,7 @@
           <w:sz w:val="18"/>
           <w:szCs w:val="18"/>
         </w:rPr>
-        <w:t xml:space="preserve">Enter Barada's total current assets.</w:t>
+        <w:t xml:space="preserve">Enter Barada's total current liabilities.</w:t>
       </w:r>
     </w:p>
     <w:p>
@@ -42547,7 +42547,7 @@
           <w:sz w:val="18"/>
           <w:szCs w:val="18"/>
         </w:rPr>
-        <w:t xml:space="preserve">Enter Barada's total current liabilities.</w:t>
+        <w:t xml:space="preserve">How does Barada report the lawsuit (M3)? [select]</w:t>
       </w:r>
     </w:p>
     <w:p>
@@ -42593,7 +42593,7 @@
           <w:sz w:val="18"/>
           <w:szCs w:val="18"/>
         </w:rPr>
-        <w:t xml:space="preserve">Classify each account. (On the exam screen you would drag each account</w:t>
+        <w:t xml:space="preserve">How does Barada report the lawsuit (M3)? [select]</w:t>
       </w:r>
     </w:p>
     <w:p>
@@ -42616,7 +42616,7 @@
           <w:sz w:val="18"/>
           <w:szCs w:val="18"/>
         </w:rPr>
-        <w:t xml:space="preserve">Enter Barada's total current assets.</w:t>
+        <w:t xml:space="preserve">Enter Barada's total current liabilities.</w:t>
       </w:r>
     </w:p>
     <w:p>
@@ -42662,7 +42662,7 @@
           <w:sz w:val="18"/>
           <w:szCs w:val="18"/>
         </w:rPr>
-        <w:t xml:space="preserve">Enter Barada's total current liabilities.</w:t>
+        <w:t xml:space="preserve">Classify each account. (On the exam screen you would drag each account</w:t>
       </w:r>
     </w:p>
     <w:p>
@@ -42731,7 +42731,7 @@
           <w:sz w:val="18"/>
           <w:szCs w:val="18"/>
         </w:rPr>
-        <w:t xml:space="preserve">Enter Barada's total current liabilities.</w:t>
+        <w:t xml:space="preserve">Enter Barada's total current assets.</w:t>
       </w:r>
     </w:p>
     <w:p>
@@ -42754,7 +42754,7 @@
           <w:sz w:val="18"/>
           <w:szCs w:val="18"/>
         </w:rPr>
-        <w:t xml:space="preserve">Classify each account. (On the exam screen you would drag each account</w:t>
+        <w:t xml:space="preserve">How does Barada report the February fire (M4)? [select]</w:t>
       </w:r>
     </w:p>
     <w:p>
@@ -42777,7 +42777,7 @@
           <w:sz w:val="18"/>
           <w:szCs w:val="18"/>
         </w:rPr>
-        <w:t xml:space="preserve">Enter Barada's total current assets.</w:t>
+        <w:t xml:space="preserve">Enter Barada's total current liabilities.</w:t>
       </w:r>
     </w:p>
     <w:tbl>
